--- a/seminars/software-validation-cybersecurity/Quick_Reference_Card.docx
+++ b/seminars/software-validation-cybersecurity/Quick_Reference_Card.docx
@@ -86,7 +86,6 @@
       <w:tr>
         <w:trPr>
           <w:cantSplit/>
-          <w:tblHeader/>
         </w:trPr>
         <w:tc>
           <w:tcPr>
@@ -309,7 +308,6 @@
       <w:tr>
         <w:trPr>
           <w:cantSplit/>
-          <w:tblHeader/>
         </w:trPr>
         <w:tc>
           <w:tcPr>
@@ -637,7 +635,6 @@
       <w:tr>
         <w:trPr>
           <w:cantSplit/>
-          <w:tblHeader/>
         </w:trPr>
         <w:tc>
           <w:tcPr>
@@ -917,8 +914,13 @@
     </w:tbl>
     <w:p>
       <w:pPr>
-        <w:spacing w:after="80"/>
+        <w:spacing w:after="100" w:before="0" w:line="240" w:lineRule="auto"/>
       </w:pPr>
+      <w:r>
+        <w:rPr>
+          <w:sz w:val="2"/>
+        </w:rPr>
+      </w:r>
     </w:p>
     <w:p>
       <w:pPr>
@@ -966,12 +968,8 @@
       </w:r>
     </w:p>
     <w:p>
-      <w:r>
-        <w:br w:type="page"/>
-      </w:r>
-    </w:p>
-    <w:p>
       <w:pPr>
+        <w:pageBreakBefore/>
         <w:spacing w:after="40" w:before="0"/>
       </w:pPr>
       <w:r>
@@ -1272,7 +1270,6 @@
       <w:tr>
         <w:trPr>
           <w:cantSplit/>
-          <w:tblHeader/>
         </w:trPr>
         <w:tc>
           <w:tcPr>
@@ -2833,7 +2830,7 @@
     <w:rPr>
       <w:rFonts w:ascii="Calibri" w:hAnsi="Calibri" w:cs="Calibri"/>
       <w:color w:val="22333B"/>
-      <w:sz w:val="21"/>
+      <w:sz w:val="20"/>
     </w:rPr>
   </w:style>
   <w:style w:type="paragraph" w:styleId="Header">
